--- a/Comparative Pathogenesis.docx
+++ b/Comparative Pathogenesis.docx
@@ -36,14 +36,25 @@
     </w:p>
     <w:p>
       <w:pPr>
-        <w:rPr>
-          <w:b/>
-          <w:bCs/>
-        </w:rPr>
-      </w:pPr>
-    </w:p>
-    <w:p>
-      <w:pPr>
+        <w:spacing w:after="0"/>
+      </w:pPr>
+    </w:p>
+    <w:p>
+      <w:pPr>
+        <w:spacing w:after="0"/>
+      </w:pPr>
+      <w:r>
+        <w:t>BIOCHEM 1070</w:t>
+      </w:r>
+    </w:p>
+    <w:p>
+      <w:pPr>
+        <w:spacing w:after="0"/>
+      </w:pPr>
+    </w:p>
+    <w:p>
+      <w:pPr>
+        <w:spacing w:after="0"/>
         <w:rPr>
           <w:b/>
           <w:bCs/>
@@ -5211,7 +5222,7 @@
           <w:noProof/>
         </w:rPr>
         <w:drawing>
-          <wp:anchor distT="0" distB="0" distL="114300" distR="114300" simplePos="0" relativeHeight="251658240" behindDoc="1" locked="0" layoutInCell="1" allowOverlap="1" wp14:anchorId="101E9861" wp14:editId="00C87970">
+          <wp:anchor distT="0" distB="0" distL="114300" distR="114300" simplePos="0" relativeHeight="251657216" behindDoc="1" locked="0" layoutInCell="1" allowOverlap="1" wp14:anchorId="101E9861" wp14:editId="00C87970">
             <wp:simplePos x="0" y="0"/>
             <wp:positionH relativeFrom="margin">
               <wp:posOffset>3919220</wp:posOffset>
